--- a/Máquinas de Turing.docx
+++ b/Máquinas de Turing.docx
@@ -331,7 +331,7 @@
         </w:rPr>
         <w:t xml:space="preserve"> </w:t>
       </w:r>
-      <w:hyperlink w:history="1" r:id="rIdoya7mrljlm-pyuw-tubeb">
+      <w:hyperlink w:history="1" r:id="rIdbrwlr1hkno32dl4yr8j3v">
         <w:r>
           <w:rPr>
             <w:rStyle w:val="Hyperlink"/>
@@ -2614,7 +2614,7 @@
         <w:rPr>
           <w:rFonts w:ascii="Arial" w:cs="Arial" w:eastAsia="Arial" w:hAnsi="Arial"/>
         </w:rPr>
-        <w:t xml:space="preserve"> ✅ </w:t>
+        <w:t xml:space="preserve"> </w:t>
       </w:r>
       <w:r>
         <w:rPr>
@@ -2926,7 +2926,7 @@
         <w:rPr>
           <w:rFonts w:ascii="Arial" w:cs="Arial" w:eastAsia="Arial" w:hAnsi="Arial"/>
         </w:rPr>
-        <w:t xml:space="preserve"> ✅ </w:t>
+        <w:t xml:space="preserve"> </w:t>
       </w:r>
       <w:r>
         <w:rPr>
@@ -3168,7 +3168,7 @@
         <w:rPr>
           <w:rFonts w:ascii="Arial" w:cs="Arial" w:eastAsia="Arial" w:hAnsi="Arial"/>
         </w:rPr>
-        <w:t xml:space="preserve"> ❌ </w:t>
+        <w:t xml:space="preserve"> </w:t>
       </w:r>
       <w:r>
         <w:rPr>
@@ -3416,7 +3416,7 @@
         <w:rPr>
           <w:rFonts w:ascii="Arial" w:cs="Arial" w:eastAsia="Arial" w:hAnsi="Arial"/>
         </w:rPr>
-        <w:t xml:space="preserve"> ✅ </w:t>
+        <w:t xml:space="preserve"> </w:t>
       </w:r>
       <w:r>
         <w:rPr>
